--- a/Formatos/1.6 CERTIFICACION DE NO COFINANCIACION - Z1 ALERTA ROSA OFTIC (REVISADO).docx
+++ b/Formatos/1.6 CERTIFICACION DE NO COFINANCIACION - Z1 ALERTA ROSA OFTIC (REVISADO).docx
@@ -1,6 +1,6 @@
 
 <file path=word/document.xml><?xml version="1.0" encoding="utf-8"?>
-<w:document xmlns:wpc="http://schemas.microsoft.com/office/word/2010/wordprocessingCanvas" xmlns:cx="http://schemas.microsoft.com/office/drawing/2014/chartex" xmlns:cx1="http://schemas.microsoft.com/office/drawing/2015/9/8/chartex" xmlns:cx2="http://schemas.microsoft.com/office/drawing/2015/10/21/chartex" xmlns:cx3="http://schemas.microsoft.com/office/drawing/2016/5/9/chartex" xmlns:cx4="http://schemas.microsoft.com/office/drawing/2016/5/10/chartex" xmlns:cx5="http://schemas.microsoft.com/office/drawing/2016/5/11/chartex" xmlns:cx6="http://schemas.microsoft.com/office/drawing/2016/5/12/chartex" xmlns:cx7="http://schemas.microsoft.com/office/drawing/2016/5/13/chartex" xmlns:cx8="http://schemas.microsoft.com/office/drawing/2016/5/14/chartex" xmlns:mc="http://schemas.openxmlformats.org/markup-compatibility/2006" xmlns:aink="http://schemas.microsoft.com/office/drawing/2016/ink" xmlns:am3d="http://schemas.microsoft.com/office/drawing/2017/model3d" xmlns:o="urn:schemas-microsoft-com:office:office" xmlns:oel="http://schemas.microsoft.com/office/2019/extlst" xmlns:r="http://schemas.openxmlformats.org/officeDocument/2006/relationships" xmlns:m="http://schemas.openxmlformats.org/officeDocument/2006/math" xmlns:v="urn:schemas-microsoft-com:vml" xmlns:wp14="http://schemas.microsoft.com/office/word/2010/wordprocessingDrawing" xmlns:wp="http://schemas.openxmlformats.org/drawingml/2006/wordprocessingDrawing" xmlns:w10="urn:schemas-microsoft-com:office:word" xmlns:w="http://schemas.openxmlformats.org/wordprocessingml/2006/main" xmlns:w14="http://schemas.microsoft.com/office/word/2010/wordml" xmlns:w15="http://schemas.microsoft.com/office/word/2012/wordml" xmlns:w16cex="http://schemas.microsoft.com/office/word/2018/wordml/cex" xmlns:w16cid="http://schemas.microsoft.com/office/word/2016/wordml/cid" xmlns:w16="http://schemas.microsoft.com/office/word/2018/wordml" xmlns:w16sdtdh="http://schemas.microsoft.com/office/word/2020/wordml/sdtdatahash" xmlns:w16se="http://schemas.microsoft.com/office/word/2015/wordml/symex" xmlns:wpg="http://schemas.microsoft.com/office/word/2010/wordprocessingGroup" xmlns:wpi="http://schemas.microsoft.com/office/word/2010/wordprocessingInk" xmlns:wne="http://schemas.microsoft.com/office/word/2006/wordml" xmlns:wps="http://schemas.microsoft.com/office/word/2010/wordprocessingShape" mc:Ignorable="w14 w15 w16se w16cid w16 w16cex w16sdtdh wp14">
+<w:document xmlns:wpc="http://schemas.microsoft.com/office/word/2010/wordprocessingCanvas" xmlns:cx="http://schemas.microsoft.com/office/drawing/2014/chartex" xmlns:cx1="http://schemas.microsoft.com/office/drawing/2015/9/8/chartex" xmlns:cx2="http://schemas.microsoft.com/office/drawing/2015/10/21/chartex" xmlns:cx3="http://schemas.microsoft.com/office/drawing/2016/5/9/chartex" xmlns:cx4="http://schemas.microsoft.com/office/drawing/2016/5/10/chartex" xmlns:cx5="http://schemas.microsoft.com/office/drawing/2016/5/11/chartex" xmlns:cx6="http://schemas.microsoft.com/office/drawing/2016/5/12/chartex" xmlns:cx7="http://schemas.microsoft.com/office/drawing/2016/5/13/chartex" xmlns:cx8="http://schemas.microsoft.com/office/drawing/2016/5/14/chartex" xmlns:mc="http://schemas.openxmlformats.org/markup-compatibility/2006" xmlns:aink="http://schemas.microsoft.com/office/drawing/2016/ink" xmlns:am3d="http://schemas.microsoft.com/office/drawing/2017/model3d" xmlns:o="urn:schemas-microsoft-com:office:office" xmlns:oel="http://schemas.microsoft.com/office/2019/extlst" xmlns:r="http://schemas.openxmlformats.org/officeDocument/2006/relationships" xmlns:m="http://schemas.openxmlformats.org/officeDocument/2006/math" xmlns:v="urn:schemas-microsoft-com:vml" xmlns:wp14="http://schemas.microsoft.com/office/word/2010/wordprocessingDrawing" xmlns:wp="http://schemas.openxmlformats.org/drawingml/2006/wordprocessingDrawing" xmlns:w10="urn:schemas-microsoft-com:office:word" xmlns:w="http://schemas.openxmlformats.org/wordprocessingml/2006/main" xmlns:w14="http://schemas.microsoft.com/office/word/2010/wordml" xmlns:w15="http://schemas.microsoft.com/office/word/2012/wordml" xmlns:w16cex="http://schemas.microsoft.com/office/word/2018/wordml/cex" xmlns:w16cid="http://schemas.microsoft.com/office/word/2016/wordml/cid" xmlns:w16="http://schemas.microsoft.com/office/word/2018/wordml" xmlns:w16du="http://schemas.microsoft.com/office/word/2023/wordml/word16du" xmlns:w16sdtdh="http://schemas.microsoft.com/office/word/2020/wordml/sdtdatahash" xmlns:w16sdtfl="http://schemas.microsoft.com/office/word/2024/wordml/sdtformatlock" xmlns:w16se="http://schemas.microsoft.com/office/word/2015/wordml/symex" xmlns:wpg="http://schemas.microsoft.com/office/word/2010/wordprocessingGroup" xmlns:wpi="http://schemas.microsoft.com/office/word/2010/wordprocessingInk" xmlns:wne="http://schemas.microsoft.com/office/word/2006/wordml" xmlns:wps="http://schemas.microsoft.com/office/word/2010/wordprocessingShape" mc:Ignorable="w14 w15 w16se w16cid w16 w16cex w16sdtdh w16sdtfl w16du wp14">
   <w:body>
     <w:p>
       <w:pPr>
@@ -507,7 +507,7 @@
           <w:szCs w:val="22"/>
           <w:lang w:val="es-MX"/>
         </w:rPr>
-        <w:t>FORTALECIMIENTO TECNOLÓGICO DE LA POLICÍA NACIONAL PARA LA IMPLEMENTACIÓN DE LA DIFUSIÓN DE LA ALERTA ROSA MEDIANTE MECANISMOS CBE</w:t>
+        <w:t>MODERNIZACIÓN DEL SISTEMA DE INFORMACIÓN PARA LA ATENCIÓN DE EMERGENCIAS E IMPLEMENTACIÓN DE INFRAESTRUCTURA TECNOLÓGICA DE ALTA DISPONIBILIDAD</w:t>
       </w:r>
       <w:r>
         <w:rPr>
@@ -516,7 +516,7 @@
           <w:szCs w:val="22"/>
           <w:lang w:val="es-MX"/>
         </w:rPr>
-        <w:t>.”.</w:t>
+        <w:t>”.</w:t>
       </w:r>
     </w:p>
     <w:p>
@@ -531,14 +531,48 @@
     </w:p>
     <w:p>
       <w:pPr>
-        <w:jc w:val="both"/>
+        <w:rPr>
+          <w:rFonts w:ascii="Arial" w:hAnsi="Arial" w:cs="Arial"/>
+          <w:bCs/>
+          <w:i/>
+          <w:iCs/>
+          <w:sz w:val="20"/>
+          <w:szCs w:val="20"/>
+        </w:rPr>
+      </w:pPr>
+      <w:r>
         <w:rPr>
           <w:rFonts w:ascii="Arial" w:hAnsi="Arial" w:cs="Arial"/>
           <w:sz w:val="22"/>
           <w:szCs w:val="22"/>
           <w:lang w:val="es-MX"/>
         </w:rPr>
-      </w:pPr>
+        <w:t xml:space="preserve">Por medio de la presente me permito indicar que la Policía Nacional no cuenta con recursos para la cofinanciación del </w:t>
+      </w:r>
+      <w:r>
+        <w:rPr>
+          <w:rFonts w:ascii="Arial" w:hAnsi="Arial" w:cs="Arial"/>
+          <w:sz w:val="22"/>
+          <w:szCs w:val="22"/>
+        </w:rPr>
+        <w:t>proyecto “</w:t>
+      </w:r>
+      <w:r>
+        <w:rPr>
+          <w:rFonts w:ascii="Arial" w:hAnsi="Arial" w:cs="Arial"/>
+          <w:sz w:val="22"/>
+          <w:szCs w:val="22"/>
+        </w:rPr>
+        <w:t>MODERNIZACIÓN DEL SISTEMA DE INFORMACIÓN PARA LA ATENCIÓN DE EMERGENCIAS E IMPLEMENTACIÓN DE INFRAESTRUCTURA TECNOLÓGICA DE ALTA DISPONIBILIDAD</w:t>
+      </w:r>
+      <w:r>
+        <w:rPr>
+          <w:rFonts w:ascii="Arial" w:hAnsi="Arial" w:cs="Arial"/>
+          <w:sz w:val="22"/>
+          <w:szCs w:val="22"/>
+        </w:rPr>
+        <w:t>.”</w:t>
+      </w:r>
       <w:r>
         <w:rPr>
           <w:rFonts w:ascii="Arial" w:hAnsi="Arial" w:cs="Arial"/>
@@ -546,7 +580,52 @@
           <w:szCs w:val="22"/>
           <w:lang w:val="es-MX"/>
         </w:rPr>
-        <w:t>Por medio de la presente me permito indicar que la Policía Nacional no cuenta con recursos para la cofinanciación del proyecto “</w:t>
+        <w:t xml:space="preserve"> por un valor de </w:t>
+      </w:r>
+      <w:bookmarkStart w:id="2" w:name="_Hlk130562601"/>
+      <w:r>
+        <w:rPr>
+          <w:rFonts w:ascii="Arial" w:hAnsi="Arial" w:cs="Arial"/>
+          <w:sz w:val="22"/>
+          <w:szCs w:val="22"/>
+        </w:rPr>
+        <w:t>CINCUENTA Y DOS MIL NOVENTA MILLONES SESENTA MIL CIENTO SETENTA Y CINCO PESOS M/CTE</w:t>
+      </w:r>
+      <w:r>
+        <w:rPr>
+          <w:rFonts w:ascii="Arial" w:hAnsi="Arial" w:cs="Arial"/>
+          <w:sz w:val="22"/>
+          <w:szCs w:val="22"/>
+        </w:rPr>
+        <w:t xml:space="preserve"> </w:t>
+      </w:r>
+      <w:bookmarkEnd w:id="2"/>
+      <w:r>
+        <w:rPr>
+          <w:rFonts w:ascii="Arial" w:hAnsi="Arial" w:cs="Arial"/>
+          <w:sz w:val="22"/>
+          <w:szCs w:val="22"/>
+        </w:rPr>
+        <w:t>($52.090.060.175)</w:t>
+      </w:r>
+      <w:r>
+        <w:rPr>
+          <w:rFonts w:ascii="Arial" w:hAnsi="Arial" w:cs="Arial"/>
+          <w:sz w:val="22"/>
+          <w:szCs w:val="22"/>
+        </w:rPr>
+        <w:t>,</w:t>
+      </w:r>
+      <w:r>
+        <w:rPr>
+          <w:rFonts w:ascii="Arial" w:hAnsi="Arial" w:cs="Arial"/>
+          <w:bCs/>
+          <w:i/>
+          <w:iCs/>
+          <w:sz w:val="20"/>
+          <w:szCs w:val="20"/>
+        </w:rPr>
+        <w:t xml:space="preserve"> </w:t>
       </w:r>
       <w:r>
         <w:rPr>
@@ -555,59 +634,7 @@
           <w:szCs w:val="22"/>
           <w:lang w:val="es-MX"/>
         </w:rPr>
-        <w:t>FORTALECIMIENTO TECNOLÓGICO DE LA POLICÍA NACIONAL PARA LA IMPLEMENTACIÓN DE LA DIFUSIÓN DE LA ALERTA ROSA MEDIANTE MECANISMOS CBE</w:t>
-      </w:r>
-      <w:r>
-        <w:rPr>
-          <w:rFonts w:ascii="Arial" w:hAnsi="Arial" w:cs="Arial"/>
-          <w:sz w:val="22"/>
-          <w:szCs w:val="22"/>
-          <w:lang w:val="es-MX"/>
-        </w:rPr>
-        <w:t xml:space="preserve">.” por un valor de </w:t>
-      </w:r>
-      <w:bookmarkStart w:id="2" w:name="_Hlk130562601"/>
-      <w:r>
-        <w:rPr>
-          <w:rFonts w:ascii="Arial" w:hAnsi="Arial" w:cs="Arial"/>
-          <w:sz w:val="22"/>
-          <w:szCs w:val="22"/>
-        </w:rPr>
-        <w:t xml:space="preserve">VEINTE MIL TRESCIENTOS OCHENTA Y CUATRO MILLONES OCHOCIENTOS NOVENTA Y SEIS MIL TRESCIENTOS NOVENTA Y CINCO PESOS CON NOVENTA CENTAVOS. M/TE </w:t>
-      </w:r>
-      <w:r>
-        <w:rPr>
-          <w:rFonts w:ascii="Arial" w:hAnsi="Arial" w:cs="Arial"/>
-          <w:sz w:val="22"/>
-          <w:szCs w:val="22"/>
-        </w:rPr>
-        <w:t xml:space="preserve">($ </w:t>
-      </w:r>
-      <w:bookmarkEnd w:id="2"/>
-      <w:r>
-        <w:rPr>
-          <w:rFonts w:ascii="Arial" w:hAnsi="Arial" w:cs="Arial"/>
-          <w:sz w:val="22"/>
-          <w:szCs w:val="22"/>
-        </w:rPr>
-        <w:t>20.384.896.395,90</w:t>
-      </w:r>
-      <w:r>
-        <w:rPr>
-          <w:rFonts w:ascii="Arial" w:hAnsi="Arial" w:cs="Arial"/>
-          <w:sz w:val="22"/>
-          <w:szCs w:val="22"/>
-        </w:rPr>
-        <w:t>)</w:t>
-      </w:r>
-      <w:r>
-        <w:rPr>
-          <w:rFonts w:ascii="Arial" w:hAnsi="Arial" w:cs="Arial"/>
-          <w:sz w:val="22"/>
-          <w:szCs w:val="22"/>
-          <w:lang w:val="es-MX"/>
-        </w:rPr>
-        <w:t>, por lo anterior, solicito al Ministerio del Interior cubrir el 100% del valor total del proyecto propuesto ante FONSECON así:</w:t>
+        <w:t>por lo anterior, solicito al Ministerio del Interior cubrir el 100% del valor total del proyecto propuesto ante FONSECON así:</w:t>
       </w:r>
     </w:p>
     <w:p>
@@ -855,7 +882,16 @@
                 <w:szCs w:val="20"/>
                 <w:lang w:val="es-MX"/>
               </w:rPr>
-              <w:t>FORTALECIMIENTO TECNOLÓGICO DE LA POLICÍA NACIONAL PARA LA IMPLEMENTACIÓN DE LA DIFUSIÓN DE LA ALERTA ROSA MEDIANTE MECANISMOS CBE.</w:t>
+              <w:t>MODERNIZACIÓN DEL SISTEMA DE INFORMACIÓN PARA LA ATENCIÓN DE EMERGENCIAS E IMPLEMENTACIÓN DE INFRAESTRUCTURA TECNOLÓGICA DE ALTA DISPONIBILIDAD</w:t>
+            </w:r>
+            <w:r>
+              <w:rPr>
+                <w:rFonts w:ascii="Arial" w:hAnsi="Arial" w:cs="Arial"/>
+                <w:sz w:val="20"/>
+                <w:szCs w:val="20"/>
+                <w:lang w:val="es-MX"/>
+              </w:rPr>
+              <w:t>.</w:t>
             </w:r>
           </w:p>
         </w:tc>
@@ -922,7 +958,7 @@
                 <w:sz w:val="20"/>
                 <w:szCs w:val="20"/>
               </w:rPr>
-              <w:t>20.384.896.395,90</w:t>
+              <w:t>52.090.060.175</w:t>
             </w:r>
           </w:p>
         </w:tc>
@@ -1000,7 +1036,7 @@
                 <w:sz w:val="20"/>
                 <w:szCs w:val="20"/>
               </w:rPr>
-              <w:t>20.384.896.395,90</w:t>
+              <w:t>52.090.060.175</w:t>
             </w:r>
           </w:p>
         </w:tc>
@@ -1078,7 +1114,7 @@
                 <w:sz w:val="20"/>
                 <w:szCs w:val="20"/>
               </w:rPr>
-              <w:t>20.384.896.395,90</w:t>
+              <w:t>52.090.060.175</w:t>
             </w:r>
           </w:p>
         </w:tc>
@@ -1252,7 +1288,6 @@
           <w:sz w:val="20"/>
           <w:szCs w:val="20"/>
         </w:rPr>
-        <w:lastRenderedPageBreak/>
         <w:t>Nota</w:t>
       </w:r>
       <w:r>
@@ -1292,7 +1327,19 @@
           <w:sz w:val="20"/>
           <w:szCs w:val="20"/>
         </w:rPr>
-        <w:t>Esta certificación se expide para efectos de la aplicación de la exclusión del impuesto sobre las ventas (IVA), y bajo el entendido de que el beneficio tributario opera por razón de la destinación de los bienes y servicios a la defensa nacional, incluso cuando la adquisición sea realizada por un tercero que actúe en representación de la entidad pública correspondiente</w:t>
+        <w:t xml:space="preserve">Esta certificación se expide para efectos de la aplicación de la exclusión del impuesto sobre las ventas (IVA), y bajo el entendido de que el beneficio tributario opera por razón de la destinación de los bienes y servicios a la defensa nacional, incluso cuando la adquisición </w:t>
+      </w:r>
+      <w:r>
+        <w:rPr>
+          <w:rFonts w:ascii="Arial" w:hAnsi="Arial" w:cs="Arial"/>
+          <w:i/>
+          <w:iCs/>
+          <w:color w:val="000000"/>
+          <w:sz w:val="20"/>
+          <w:szCs w:val="20"/>
+        </w:rPr>
+        <w:lastRenderedPageBreak/>
+        <w:t>sea realizada por un tercero que actúe en representación de la entidad pública correspondiente</w:t>
       </w:r>
       <w:r>
         <w:rPr>
@@ -1588,8 +1635,9 @@
                 <w:rFonts w:ascii="Arial" w:hAnsi="Arial" w:cs="Arial"/>
                 <w:sz w:val="14"/>
                 <w:szCs w:val="14"/>
-              </w:rPr>
-              <w:t>Intendente</w:t>
+                <w:lang w:val="it-IT"/>
+              </w:rPr>
+              <w:t>Teniente</w:t>
             </w:r>
             <w:r>
               <w:rPr>
@@ -1598,8 +1646,9 @@
                 <w:bCs/>
                 <w:sz w:val="14"/>
                 <w:szCs w:val="14"/>
-              </w:rPr>
-              <w:t xml:space="preserve"> Jaime Andrés Anaya</w:t>
+                <w:lang w:val="it-IT"/>
+              </w:rPr>
+              <w:t xml:space="preserve"> Kehilor Estic Martinez Patiño</w:t>
             </w:r>
           </w:p>
           <w:p>
@@ -1769,7 +1818,7 @@
                 <w:sz w:val="14"/>
                 <w:szCs w:val="14"/>
               </w:rPr>
-              <w:t>Mauricio Ocampo Serna</w:t>
+              <w:t>Claudia Yaneth Rodríguez Puentes</w:t>
             </w:r>
           </w:p>
           <w:p>
@@ -1795,15 +1844,15 @@
                 <w:sz w:val="14"/>
                 <w:szCs w:val="14"/>
               </w:rPr>
-              <w:t>Jefe Grupo Despliegue y Operaciones de TIC</w:t>
-            </w:r>
-            <w:r>
-              <w:rPr>
-                <w:rFonts w:ascii="Arial" w:hAnsi="Arial" w:cs="Arial"/>
-                <w:sz w:val="14"/>
-                <w:szCs w:val="14"/>
-              </w:rPr>
-              <w:t xml:space="preserve"> (E)</w:t>
+              <w:t xml:space="preserve">Jefe Grupo </w:t>
+            </w:r>
+            <w:r>
+              <w:rPr>
+                <w:rFonts w:ascii="Arial" w:hAnsi="Arial" w:cs="Arial"/>
+                <w:sz w:val="14"/>
+                <w:szCs w:val="14"/>
+              </w:rPr>
+              <w:t>Desarrollo de Software</w:t>
             </w:r>
           </w:p>
           <w:p>
@@ -2206,7 +2255,7 @@
                 <w:sz w:val="14"/>
                 <w:szCs w:val="14"/>
               </w:rPr>
-              <w:t xml:space="preserve">Mayor </w:t>
+              <w:t xml:space="preserve">Teniente Coronel </w:t>
             </w:r>
             <w:r>
               <w:rPr>
@@ -2216,15 +2265,7 @@
                 <w:sz w:val="14"/>
                 <w:szCs w:val="14"/>
               </w:rPr>
-              <w:t>Orminson Santos Ariza</w:t>
-            </w:r>
-            <w:r>
-              <w:rPr>
-                <w:rFonts w:ascii="Arial" w:hAnsi="Arial" w:cs="Arial"/>
-                <w:sz w:val="14"/>
-                <w:szCs w:val="14"/>
-              </w:rPr>
-              <w:t xml:space="preserve"> </w:t>
+              <w:t>Andrés Felipe Campos Villamil</w:t>
             </w:r>
           </w:p>
           <w:p>
@@ -2302,7 +2343,7 @@
                 <w:sz w:val="14"/>
                 <w:szCs w:val="14"/>
               </w:rPr>
-              <w:t xml:space="preserve"> (E)</w:t>
+              <w:t xml:space="preserve"> </w:t>
             </w:r>
           </w:p>
           <w:p>
@@ -2356,6 +2397,7 @@
                 <w:color w:val="FF0000"/>
                 <w:sz w:val="14"/>
                 <w:szCs w:val="14"/>
+                <w:lang w:val="pt-BR"/>
               </w:rPr>
             </w:pPr>
             <w:r>
@@ -2365,6 +2407,7 @@
                 <w:bCs/>
                 <w:sz w:val="14"/>
                 <w:szCs w:val="14"/>
+                <w:lang w:val="pt-BR"/>
               </w:rPr>
               <w:t>Revisó:</w:t>
             </w:r>
@@ -2373,32 +2416,9 @@
                 <w:rFonts w:ascii="Arial" w:hAnsi="Arial" w:cs="Arial"/>
                 <w:sz w:val="14"/>
                 <w:szCs w:val="14"/>
-              </w:rPr>
-              <w:t xml:space="preserve"> </w:t>
-            </w:r>
-            <w:r>
-              <w:rPr>
-                <w:rFonts w:ascii="Arial" w:hAnsi="Arial" w:cs="Arial"/>
-                <w:sz w:val="14"/>
-                <w:szCs w:val="14"/>
-              </w:rPr>
-              <w:t>T</w:t>
-            </w:r>
-            <w:r>
-              <w:rPr>
-                <w:rFonts w:ascii="Arial" w:hAnsi="Arial" w:cs="Arial"/>
-                <w:sz w:val="14"/>
-                <w:szCs w:val="14"/>
-              </w:rPr>
-              <w:t>eniente coronel</w:t>
-            </w:r>
-            <w:r>
-              <w:rPr>
-                <w:rFonts w:ascii="Arial" w:hAnsi="Arial" w:cs="Arial"/>
-                <w:sz w:val="14"/>
-                <w:szCs w:val="14"/>
-              </w:rPr>
-              <w:t xml:space="preserve"> </w:t>
+                <w:lang w:val="pt-BR"/>
+              </w:rPr>
+              <w:t xml:space="preserve"> Teniente coronel </w:t>
             </w:r>
             <w:r>
               <w:rPr>
@@ -2407,8 +2427,20 @@
                 <w:bCs/>
                 <w:sz w:val="14"/>
                 <w:szCs w:val="14"/>
-              </w:rPr>
-              <w:t>Andrés Felipe Campos Villamil</w:t>
+                <w:lang w:val="pt-BR"/>
+              </w:rPr>
+              <w:t>Danny Alberto R</w:t>
+            </w:r>
+            <w:r>
+              <w:rPr>
+                <w:rFonts w:ascii="Arial" w:hAnsi="Arial" w:cs="Arial"/>
+                <w:b/>
+                <w:bCs/>
+                <w:sz w:val="14"/>
+                <w:szCs w:val="14"/>
+                <w:lang w:val="pt-BR"/>
+              </w:rPr>
+              <w:t>ua Morales</w:t>
             </w:r>
           </w:p>
           <w:p>
@@ -2430,16 +2462,9 @@
                 <w:rFonts w:ascii="Arial" w:hAnsi="Arial" w:cs="Arial"/>
                 <w:sz w:val="14"/>
                 <w:szCs w:val="14"/>
-              </w:rPr>
-              <w:t xml:space="preserve">              </w:t>
-            </w:r>
-            <w:r>
-              <w:rPr>
-                <w:rFonts w:ascii="Arial" w:hAnsi="Arial" w:cs="Arial"/>
-                <w:sz w:val="14"/>
-                <w:szCs w:val="14"/>
-              </w:rPr>
-              <w:t xml:space="preserve"> </w:t>
+                <w:lang w:val="pt-BR"/>
+              </w:rPr>
+              <w:t xml:space="preserve">               </w:t>
             </w:r>
             <w:r>
               <w:rPr>
@@ -2464,14 +2489,6 @@
                 <w:szCs w:val="14"/>
               </w:rPr>
               <w:t>Comunicaciones</w:t>
-            </w:r>
-            <w:r>
-              <w:rPr>
-                <w:rFonts w:ascii="Arial" w:hAnsi="Arial" w:cs="Arial"/>
-                <w:sz w:val="14"/>
-                <w:szCs w:val="14"/>
-              </w:rPr>
-              <w:t xml:space="preserve"> (E)</w:t>
             </w:r>
           </w:p>
           <w:p>
@@ -3040,7 +3057,7 @@
 </file>
 
 <file path=word/endnotes.xml><?xml version="1.0" encoding="utf-8"?>
-<w:endnotes xmlns:wpc="http://schemas.microsoft.com/office/word/2010/wordprocessingCanvas" xmlns:cx="http://schemas.microsoft.com/office/drawing/2014/chartex" xmlns:cx1="http://schemas.microsoft.com/office/drawing/2015/9/8/chartex" xmlns:cx2="http://schemas.microsoft.com/office/drawing/2015/10/21/chartex" xmlns:cx3="http://schemas.microsoft.com/office/drawing/2016/5/9/chartex" xmlns:cx4="http://schemas.microsoft.com/office/drawing/2016/5/10/chartex" xmlns:cx5="http://schemas.microsoft.com/office/drawing/2016/5/11/chartex" xmlns:cx6="http://schemas.microsoft.com/office/drawing/2016/5/12/chartex" xmlns:cx7="http://schemas.microsoft.com/office/drawing/2016/5/13/chartex" xmlns:cx8="http://schemas.microsoft.com/office/drawing/2016/5/14/chartex" xmlns:mc="http://schemas.openxmlformats.org/markup-compatibility/2006" xmlns:aink="http://schemas.microsoft.com/office/drawing/2016/ink" xmlns:am3d="http://schemas.microsoft.com/office/drawing/2017/model3d" xmlns:o="urn:schemas-microsoft-com:office:office" xmlns:oel="http://schemas.microsoft.com/office/2019/extlst" xmlns:r="http://schemas.openxmlformats.org/officeDocument/2006/relationships" xmlns:m="http://schemas.openxmlformats.org/officeDocument/2006/math" xmlns:v="urn:schemas-microsoft-com:vml" xmlns:wp14="http://schemas.microsoft.com/office/word/2010/wordprocessingDrawing" xmlns:wp="http://schemas.openxmlformats.org/drawingml/2006/wordprocessingDrawing" xmlns:w10="urn:schemas-microsoft-com:office:word" xmlns:w="http://schemas.openxmlformats.org/wordprocessingml/2006/main" xmlns:w14="http://schemas.microsoft.com/office/word/2010/wordml" xmlns:w15="http://schemas.microsoft.com/office/word/2012/wordml" xmlns:w16cex="http://schemas.microsoft.com/office/word/2018/wordml/cex" xmlns:w16cid="http://schemas.microsoft.com/office/word/2016/wordml/cid" xmlns:w16="http://schemas.microsoft.com/office/word/2018/wordml" xmlns:w16sdtdh="http://schemas.microsoft.com/office/word/2020/wordml/sdtdatahash" xmlns:w16se="http://schemas.microsoft.com/office/word/2015/wordml/symex" xmlns:wpg="http://schemas.microsoft.com/office/word/2010/wordprocessingGroup" xmlns:wpi="http://schemas.microsoft.com/office/word/2010/wordprocessingInk" xmlns:wne="http://schemas.microsoft.com/office/word/2006/wordml" xmlns:wps="http://schemas.microsoft.com/office/word/2010/wordprocessingShape" mc:Ignorable="w14 w15 w16se w16cid w16 w16cex w16sdtdh wp14">
+<w:endnotes xmlns:wpc="http://schemas.microsoft.com/office/word/2010/wordprocessingCanvas" xmlns:cx="http://schemas.microsoft.com/office/drawing/2014/chartex" xmlns:cx1="http://schemas.microsoft.com/office/drawing/2015/9/8/chartex" xmlns:cx2="http://schemas.microsoft.com/office/drawing/2015/10/21/chartex" xmlns:cx3="http://schemas.microsoft.com/office/drawing/2016/5/9/chartex" xmlns:cx4="http://schemas.microsoft.com/office/drawing/2016/5/10/chartex" xmlns:cx5="http://schemas.microsoft.com/office/drawing/2016/5/11/chartex" xmlns:cx6="http://schemas.microsoft.com/office/drawing/2016/5/12/chartex" xmlns:cx7="http://schemas.microsoft.com/office/drawing/2016/5/13/chartex" xmlns:cx8="http://schemas.microsoft.com/office/drawing/2016/5/14/chartex" xmlns:mc="http://schemas.openxmlformats.org/markup-compatibility/2006" xmlns:aink="http://schemas.microsoft.com/office/drawing/2016/ink" xmlns:am3d="http://schemas.microsoft.com/office/drawing/2017/model3d" xmlns:o="urn:schemas-microsoft-com:office:office" xmlns:oel="http://schemas.microsoft.com/office/2019/extlst" xmlns:r="http://schemas.openxmlformats.org/officeDocument/2006/relationships" xmlns:m="http://schemas.openxmlformats.org/officeDocument/2006/math" xmlns:v="urn:schemas-microsoft-com:vml" xmlns:wp14="http://schemas.microsoft.com/office/word/2010/wordprocessingDrawing" xmlns:wp="http://schemas.openxmlformats.org/drawingml/2006/wordprocessingDrawing" xmlns:w10="urn:schemas-microsoft-com:office:word" xmlns:w="http://schemas.openxmlformats.org/wordprocessingml/2006/main" xmlns:w14="http://schemas.microsoft.com/office/word/2010/wordml" xmlns:w15="http://schemas.microsoft.com/office/word/2012/wordml" xmlns:w16cex="http://schemas.microsoft.com/office/word/2018/wordml/cex" xmlns:w16cid="http://schemas.microsoft.com/office/word/2016/wordml/cid" xmlns:w16="http://schemas.microsoft.com/office/word/2018/wordml" xmlns:w16du="http://schemas.microsoft.com/office/word/2023/wordml/word16du" xmlns:w16sdtdh="http://schemas.microsoft.com/office/word/2020/wordml/sdtdatahash" xmlns:w16sdtfl="http://schemas.microsoft.com/office/word/2024/wordml/sdtformatlock" xmlns:w16se="http://schemas.microsoft.com/office/word/2015/wordml/symex" xmlns:wpg="http://schemas.microsoft.com/office/word/2010/wordprocessingGroup" xmlns:wpi="http://schemas.microsoft.com/office/word/2010/wordprocessingInk" xmlns:wne="http://schemas.microsoft.com/office/word/2006/wordml" xmlns:wps="http://schemas.microsoft.com/office/word/2010/wordprocessingShape" mc:Ignorable="w14 w15 w16se w16cid w16 w16cex w16sdtdh w16sdtfl w16du wp14">
   <w:endnote w:type="separator" w:id="-1">
     <w:p>
       <w:r>
@@ -3059,7 +3076,7 @@
 </file>
 
 <file path=word/footer1.xml><?xml version="1.0" encoding="utf-8"?>
-<w:ftr xmlns:wpc="http://schemas.microsoft.com/office/word/2010/wordprocessingCanvas" xmlns:cx="http://schemas.microsoft.com/office/drawing/2014/chartex" xmlns:cx1="http://schemas.microsoft.com/office/drawing/2015/9/8/chartex" xmlns:cx2="http://schemas.microsoft.com/office/drawing/2015/10/21/chartex" xmlns:cx3="http://schemas.microsoft.com/office/drawing/2016/5/9/chartex" xmlns:cx4="http://schemas.microsoft.com/office/drawing/2016/5/10/chartex" xmlns:cx5="http://schemas.microsoft.com/office/drawing/2016/5/11/chartex" xmlns:cx6="http://schemas.microsoft.com/office/drawing/2016/5/12/chartex" xmlns:cx7="http://schemas.microsoft.com/office/drawing/2016/5/13/chartex" xmlns:cx8="http://schemas.microsoft.com/office/drawing/2016/5/14/chartex" xmlns:mc="http://schemas.openxmlformats.org/markup-compatibility/2006" xmlns:aink="http://schemas.microsoft.com/office/drawing/2016/ink" xmlns:am3d="http://schemas.microsoft.com/office/drawing/2017/model3d" xmlns:o="urn:schemas-microsoft-com:office:office" xmlns:oel="http://schemas.microsoft.com/office/2019/extlst" xmlns:r="http://schemas.openxmlformats.org/officeDocument/2006/relationships" xmlns:m="http://schemas.openxmlformats.org/officeDocument/2006/math" xmlns:v="urn:schemas-microsoft-com:vml" xmlns:wp14="http://schemas.microsoft.com/office/word/2010/wordprocessingDrawing" xmlns:wp="http://schemas.openxmlformats.org/drawingml/2006/wordprocessingDrawing" xmlns:w10="urn:schemas-microsoft-com:office:word" xmlns:w="http://schemas.openxmlformats.org/wordprocessingml/2006/main" xmlns:w14="http://schemas.microsoft.com/office/word/2010/wordml" xmlns:w15="http://schemas.microsoft.com/office/word/2012/wordml" xmlns:w16cex="http://schemas.microsoft.com/office/word/2018/wordml/cex" xmlns:w16cid="http://schemas.microsoft.com/office/word/2016/wordml/cid" xmlns:w16="http://schemas.microsoft.com/office/word/2018/wordml" xmlns:w16sdtdh="http://schemas.microsoft.com/office/word/2020/wordml/sdtdatahash" xmlns:w16se="http://schemas.microsoft.com/office/word/2015/wordml/symex" xmlns:wpg="http://schemas.microsoft.com/office/word/2010/wordprocessingGroup" xmlns:wpi="http://schemas.microsoft.com/office/word/2010/wordprocessingInk" xmlns:wne="http://schemas.microsoft.com/office/word/2006/wordml" xmlns:wps="http://schemas.microsoft.com/office/word/2010/wordprocessingShape" mc:Ignorable="w14 w15 w16se w16cid w16 w16cex w16sdtdh wp14">
+<w:ftr xmlns:wpc="http://schemas.microsoft.com/office/word/2010/wordprocessingCanvas" xmlns:cx="http://schemas.microsoft.com/office/drawing/2014/chartex" xmlns:cx1="http://schemas.microsoft.com/office/drawing/2015/9/8/chartex" xmlns:cx2="http://schemas.microsoft.com/office/drawing/2015/10/21/chartex" xmlns:cx3="http://schemas.microsoft.com/office/drawing/2016/5/9/chartex" xmlns:cx4="http://schemas.microsoft.com/office/drawing/2016/5/10/chartex" xmlns:cx5="http://schemas.microsoft.com/office/drawing/2016/5/11/chartex" xmlns:cx6="http://schemas.microsoft.com/office/drawing/2016/5/12/chartex" xmlns:cx7="http://schemas.microsoft.com/office/drawing/2016/5/13/chartex" xmlns:cx8="http://schemas.microsoft.com/office/drawing/2016/5/14/chartex" xmlns:mc="http://schemas.openxmlformats.org/markup-compatibility/2006" xmlns:aink="http://schemas.microsoft.com/office/drawing/2016/ink" xmlns:am3d="http://schemas.microsoft.com/office/drawing/2017/model3d" xmlns:o="urn:schemas-microsoft-com:office:office" xmlns:oel="http://schemas.microsoft.com/office/2019/extlst" xmlns:r="http://schemas.openxmlformats.org/officeDocument/2006/relationships" xmlns:m="http://schemas.openxmlformats.org/officeDocument/2006/math" xmlns:v="urn:schemas-microsoft-com:vml" xmlns:wp14="http://schemas.microsoft.com/office/word/2010/wordprocessingDrawing" xmlns:wp="http://schemas.openxmlformats.org/drawingml/2006/wordprocessingDrawing" xmlns:w10="urn:schemas-microsoft-com:office:word" xmlns:w="http://schemas.openxmlformats.org/wordprocessingml/2006/main" xmlns:w14="http://schemas.microsoft.com/office/word/2010/wordml" xmlns:w15="http://schemas.microsoft.com/office/word/2012/wordml" xmlns:w16cex="http://schemas.microsoft.com/office/word/2018/wordml/cex" xmlns:w16cid="http://schemas.microsoft.com/office/word/2016/wordml/cid" xmlns:w16="http://schemas.microsoft.com/office/word/2018/wordml" xmlns:w16du="http://schemas.microsoft.com/office/word/2023/wordml/word16du" xmlns:w16sdtdh="http://schemas.microsoft.com/office/word/2020/wordml/sdtdatahash" xmlns:w16sdtfl="http://schemas.microsoft.com/office/word/2024/wordml/sdtformatlock" xmlns:w16se="http://schemas.microsoft.com/office/word/2015/wordml/symex" xmlns:wpg="http://schemas.microsoft.com/office/word/2010/wordprocessingGroup" xmlns:wpi="http://schemas.microsoft.com/office/word/2010/wordprocessingInk" xmlns:wne="http://schemas.microsoft.com/office/word/2006/wordml" xmlns:wps="http://schemas.microsoft.com/office/word/2010/wordprocessingShape" mc:Ignorable="w14 w15 w16se w16cid w16 w16cex w16sdtdh w16sdtfl w16du wp14">
   <w:p>
     <w:pPr>
       <w:pStyle w:val="Piedepgina"/>
@@ -3291,7 +3308,7 @@
 </file>
 
 <file path=word/footnotes.xml><?xml version="1.0" encoding="utf-8"?>
-<w:footnotes xmlns:wpc="http://schemas.microsoft.com/office/word/2010/wordprocessingCanvas" xmlns:cx="http://schemas.microsoft.com/office/drawing/2014/chartex" xmlns:cx1="http://schemas.microsoft.com/office/drawing/2015/9/8/chartex" xmlns:cx2="http://schemas.microsoft.com/office/drawing/2015/10/21/chartex" xmlns:cx3="http://schemas.microsoft.com/office/drawing/2016/5/9/chartex" xmlns:cx4="http://schemas.microsoft.com/office/drawing/2016/5/10/chartex" xmlns:cx5="http://schemas.microsoft.com/office/drawing/2016/5/11/chartex" xmlns:cx6="http://schemas.microsoft.com/office/drawing/2016/5/12/chartex" xmlns:cx7="http://schemas.microsoft.com/office/drawing/2016/5/13/chartex" xmlns:cx8="http://schemas.microsoft.com/office/drawing/2016/5/14/chartex" xmlns:mc="http://schemas.openxmlformats.org/markup-compatibility/2006" xmlns:aink="http://schemas.microsoft.com/office/drawing/2016/ink" xmlns:am3d="http://schemas.microsoft.com/office/drawing/2017/model3d" xmlns:o="urn:schemas-microsoft-com:office:office" xmlns:oel="http://schemas.microsoft.com/office/2019/extlst" xmlns:r="http://schemas.openxmlformats.org/officeDocument/2006/relationships" xmlns:m="http://schemas.openxmlformats.org/officeDocument/2006/math" xmlns:v="urn:schemas-microsoft-com:vml" xmlns:wp14="http://schemas.microsoft.com/office/word/2010/wordprocessingDrawing" xmlns:wp="http://schemas.openxmlformats.org/drawingml/2006/wordprocessingDrawing" xmlns:w10="urn:schemas-microsoft-com:office:word" xmlns:w="http://schemas.openxmlformats.org/wordprocessingml/2006/main" xmlns:w14="http://schemas.microsoft.com/office/word/2010/wordml" xmlns:w15="http://schemas.microsoft.com/office/word/2012/wordml" xmlns:w16cex="http://schemas.microsoft.com/office/word/2018/wordml/cex" xmlns:w16cid="http://schemas.microsoft.com/office/word/2016/wordml/cid" xmlns:w16="http://schemas.microsoft.com/office/word/2018/wordml" xmlns:w16sdtdh="http://schemas.microsoft.com/office/word/2020/wordml/sdtdatahash" xmlns:w16se="http://schemas.microsoft.com/office/word/2015/wordml/symex" xmlns:wpg="http://schemas.microsoft.com/office/word/2010/wordprocessingGroup" xmlns:wpi="http://schemas.microsoft.com/office/word/2010/wordprocessingInk" xmlns:wne="http://schemas.microsoft.com/office/word/2006/wordml" xmlns:wps="http://schemas.microsoft.com/office/word/2010/wordprocessingShape" mc:Ignorable="w14 w15 w16se w16cid w16 w16cex w16sdtdh wp14">
+<w:footnotes xmlns:wpc="http://schemas.microsoft.com/office/word/2010/wordprocessingCanvas" xmlns:cx="http://schemas.microsoft.com/office/drawing/2014/chartex" xmlns:cx1="http://schemas.microsoft.com/office/drawing/2015/9/8/chartex" xmlns:cx2="http://schemas.microsoft.com/office/drawing/2015/10/21/chartex" xmlns:cx3="http://schemas.microsoft.com/office/drawing/2016/5/9/chartex" xmlns:cx4="http://schemas.microsoft.com/office/drawing/2016/5/10/chartex" xmlns:cx5="http://schemas.microsoft.com/office/drawing/2016/5/11/chartex" xmlns:cx6="http://schemas.microsoft.com/office/drawing/2016/5/12/chartex" xmlns:cx7="http://schemas.microsoft.com/office/drawing/2016/5/13/chartex" xmlns:cx8="http://schemas.microsoft.com/office/drawing/2016/5/14/chartex" xmlns:mc="http://schemas.openxmlformats.org/markup-compatibility/2006" xmlns:aink="http://schemas.microsoft.com/office/drawing/2016/ink" xmlns:am3d="http://schemas.microsoft.com/office/drawing/2017/model3d" xmlns:o="urn:schemas-microsoft-com:office:office" xmlns:oel="http://schemas.microsoft.com/office/2019/extlst" xmlns:r="http://schemas.openxmlformats.org/officeDocument/2006/relationships" xmlns:m="http://schemas.openxmlformats.org/officeDocument/2006/math" xmlns:v="urn:schemas-microsoft-com:vml" xmlns:wp14="http://schemas.microsoft.com/office/word/2010/wordprocessingDrawing" xmlns:wp="http://schemas.openxmlformats.org/drawingml/2006/wordprocessingDrawing" xmlns:w10="urn:schemas-microsoft-com:office:word" xmlns:w="http://schemas.openxmlformats.org/wordprocessingml/2006/main" xmlns:w14="http://schemas.microsoft.com/office/word/2010/wordml" xmlns:w15="http://schemas.microsoft.com/office/word/2012/wordml" xmlns:w16cex="http://schemas.microsoft.com/office/word/2018/wordml/cex" xmlns:w16cid="http://schemas.microsoft.com/office/word/2016/wordml/cid" xmlns:w16="http://schemas.microsoft.com/office/word/2018/wordml" xmlns:w16du="http://schemas.microsoft.com/office/word/2023/wordml/word16du" xmlns:w16sdtdh="http://schemas.microsoft.com/office/word/2020/wordml/sdtdatahash" xmlns:w16sdtfl="http://schemas.microsoft.com/office/word/2024/wordml/sdtformatlock" xmlns:w16se="http://schemas.microsoft.com/office/word/2015/wordml/symex" xmlns:wpg="http://schemas.microsoft.com/office/word/2010/wordprocessingGroup" xmlns:wpi="http://schemas.microsoft.com/office/word/2010/wordprocessingInk" xmlns:wne="http://schemas.microsoft.com/office/word/2006/wordml" xmlns:wps="http://schemas.microsoft.com/office/word/2010/wordprocessingShape" mc:Ignorable="w14 w15 w16se w16cid w16 w16cex w16sdtdh w16sdtfl w16du wp14">
   <w:footnote w:type="separator" w:id="-1">
     <w:p>
       <w:r>
@@ -3310,7 +3327,7 @@
 </file>
 
 <file path=word/numbering.xml><?xml version="1.0" encoding="utf-8"?>
-<w:numbering xmlns:wpc="http://schemas.microsoft.com/office/word/2010/wordprocessingCanvas" xmlns:cx="http://schemas.microsoft.com/office/drawing/2014/chartex" xmlns:cx1="http://schemas.microsoft.com/office/drawing/2015/9/8/chartex" xmlns:cx2="http://schemas.microsoft.com/office/drawing/2015/10/21/chartex" xmlns:cx3="http://schemas.microsoft.com/office/drawing/2016/5/9/chartex" xmlns:cx4="http://schemas.microsoft.com/office/drawing/2016/5/10/chartex" xmlns:cx5="http://schemas.microsoft.com/office/drawing/2016/5/11/chartex" xmlns:cx6="http://schemas.microsoft.com/office/drawing/2016/5/12/chartex" xmlns:cx7="http://schemas.microsoft.com/office/drawing/2016/5/13/chartex" xmlns:cx8="http://schemas.microsoft.com/office/drawing/2016/5/14/chartex" xmlns:mc="http://schemas.openxmlformats.org/markup-compatibility/2006" xmlns:aink="http://schemas.microsoft.com/office/drawing/2016/ink" xmlns:am3d="http://schemas.microsoft.com/office/drawing/2017/model3d" xmlns:o="urn:schemas-microsoft-com:office:office" xmlns:oel="http://schemas.microsoft.com/office/2019/extlst" xmlns:r="http://schemas.openxmlformats.org/officeDocument/2006/relationships" xmlns:m="http://schemas.openxmlformats.org/officeDocument/2006/math" xmlns:v="urn:schemas-microsoft-com:vml" xmlns:wp14="http://schemas.microsoft.com/office/word/2010/wordprocessingDrawing" xmlns:wp="http://schemas.openxmlformats.org/drawingml/2006/wordprocessingDrawing" xmlns:w10="urn:schemas-microsoft-com:office:word" xmlns:w="http://schemas.openxmlformats.org/wordprocessingml/2006/main" xmlns:w14="http://schemas.microsoft.com/office/word/2010/wordml" xmlns:w15="http://schemas.microsoft.com/office/word/2012/wordml" xmlns:w16cex="http://schemas.microsoft.com/office/word/2018/wordml/cex" xmlns:w16cid="http://schemas.microsoft.com/office/word/2016/wordml/cid" xmlns:w16="http://schemas.microsoft.com/office/word/2018/wordml" xmlns:w16sdtdh="http://schemas.microsoft.com/office/word/2020/wordml/sdtdatahash" xmlns:w16se="http://schemas.microsoft.com/office/word/2015/wordml/symex" xmlns:wpg="http://schemas.microsoft.com/office/word/2010/wordprocessingGroup" xmlns:wpi="http://schemas.microsoft.com/office/word/2010/wordprocessingInk" xmlns:wne="http://schemas.microsoft.com/office/word/2006/wordml" xmlns:wps="http://schemas.microsoft.com/office/word/2010/wordprocessingShape" mc:Ignorable="w14 w15 w16se w16cid w16 w16cex w16sdtdh wp14">
+<w:numbering xmlns:wpc="http://schemas.microsoft.com/office/word/2010/wordprocessingCanvas" xmlns:cx="http://schemas.microsoft.com/office/drawing/2014/chartex" xmlns:cx1="http://schemas.microsoft.com/office/drawing/2015/9/8/chartex" xmlns:cx2="http://schemas.microsoft.com/office/drawing/2015/10/21/chartex" xmlns:cx3="http://schemas.microsoft.com/office/drawing/2016/5/9/chartex" xmlns:cx4="http://schemas.microsoft.com/office/drawing/2016/5/10/chartex" xmlns:cx5="http://schemas.microsoft.com/office/drawing/2016/5/11/chartex" xmlns:cx6="http://schemas.microsoft.com/office/drawing/2016/5/12/chartex" xmlns:cx7="http://schemas.microsoft.com/office/drawing/2016/5/13/chartex" xmlns:cx8="http://schemas.microsoft.com/office/drawing/2016/5/14/chartex" xmlns:mc="http://schemas.openxmlformats.org/markup-compatibility/2006" xmlns:aink="http://schemas.microsoft.com/office/drawing/2016/ink" xmlns:am3d="http://schemas.microsoft.com/office/drawing/2017/model3d" xmlns:o="urn:schemas-microsoft-com:office:office" xmlns:oel="http://schemas.microsoft.com/office/2019/extlst" xmlns:r="http://schemas.openxmlformats.org/officeDocument/2006/relationships" xmlns:m="http://schemas.openxmlformats.org/officeDocument/2006/math" xmlns:v="urn:schemas-microsoft-com:vml" xmlns:wp14="http://schemas.microsoft.com/office/word/2010/wordprocessingDrawing" xmlns:wp="http://schemas.openxmlformats.org/drawingml/2006/wordprocessingDrawing" xmlns:w10="urn:schemas-microsoft-com:office:word" xmlns:w="http://schemas.openxmlformats.org/wordprocessingml/2006/main" xmlns:w14="http://schemas.microsoft.com/office/word/2010/wordml" xmlns:w15="http://schemas.microsoft.com/office/word/2012/wordml" xmlns:w16cex="http://schemas.microsoft.com/office/word/2018/wordml/cex" xmlns:w16cid="http://schemas.microsoft.com/office/word/2016/wordml/cid" xmlns:w16="http://schemas.microsoft.com/office/word/2018/wordml" xmlns:w16du="http://schemas.microsoft.com/office/word/2023/wordml/word16du" xmlns:w16sdtdh="http://schemas.microsoft.com/office/word/2020/wordml/sdtdatahash" xmlns:w16sdtfl="http://schemas.microsoft.com/office/word/2024/wordml/sdtformatlock" xmlns:w16se="http://schemas.microsoft.com/office/word/2015/wordml/symex" xmlns:wpg="http://schemas.microsoft.com/office/word/2010/wordprocessingGroup" xmlns:wpi="http://schemas.microsoft.com/office/word/2010/wordprocessingInk" xmlns:wne="http://schemas.microsoft.com/office/word/2006/wordml" xmlns:wps="http://schemas.microsoft.com/office/word/2010/wordprocessingShape" mc:Ignorable="w14 w15 w16se w16cid w16 w16cex w16sdtdh w16sdtfl w16du wp14">
   <w:abstractNum w:abstractNumId="0" w15:restartNumberingAfterBreak="0">
     <w:nsid w:val="233C7607"/>
     <w:multiLevelType w:val="hybridMultilevel"/>
@@ -3931,7 +3948,7 @@
 </file>
 
 <file path=word/styles.xml><?xml version="1.0" encoding="utf-8"?>
-<w:styles xmlns:mc="http://schemas.openxmlformats.org/markup-compatibility/2006" xmlns:r="http://schemas.openxmlformats.org/officeDocument/2006/relationships" xmlns:w="http://schemas.openxmlformats.org/wordprocessingml/2006/main" xmlns:w14="http://schemas.microsoft.com/office/word/2010/wordml" xmlns:w15="http://schemas.microsoft.com/office/word/2012/wordml" xmlns:w16cex="http://schemas.microsoft.com/office/word/2018/wordml/cex" xmlns:w16cid="http://schemas.microsoft.com/office/word/2016/wordml/cid" xmlns:w16="http://schemas.microsoft.com/office/word/2018/wordml" xmlns:w16sdtdh="http://schemas.microsoft.com/office/word/2020/wordml/sdtdatahash" xmlns:w16se="http://schemas.microsoft.com/office/word/2015/wordml/symex" mc:Ignorable="w14 w15 w16se w16cid w16 w16cex w16sdtdh">
+<w:styles xmlns:mc="http://schemas.openxmlformats.org/markup-compatibility/2006" xmlns:r="http://schemas.openxmlformats.org/officeDocument/2006/relationships" xmlns:w="http://schemas.openxmlformats.org/wordprocessingml/2006/main" xmlns:w14="http://schemas.microsoft.com/office/word/2010/wordml" xmlns:w15="http://schemas.microsoft.com/office/word/2012/wordml" xmlns:w16cex="http://schemas.microsoft.com/office/word/2018/wordml/cex" xmlns:w16cid="http://schemas.microsoft.com/office/word/2016/wordml/cid" xmlns:w16="http://schemas.microsoft.com/office/word/2018/wordml" xmlns:w16du="http://schemas.microsoft.com/office/word/2023/wordml/word16du" xmlns:w16sdtdh="http://schemas.microsoft.com/office/word/2020/wordml/sdtdatahash" xmlns:w16sdtfl="http://schemas.microsoft.com/office/word/2024/wordml/sdtformatlock" xmlns:w16se="http://schemas.microsoft.com/office/word/2015/wordml/symex" mc:Ignorable="w14 w15 w16se w16cid w16 w16cex w16sdtdh w16sdtfl w16du">
   <w:docDefaults>
     <w:rPrDefault>
       <w:rPr>
